--- a/backend/storage/reports/docx/MoneyTrace_Investigation_REC202608168920.docx
+++ b/backend/storage/reports/docx/MoneyTrace_Investigation_REC202608168920.docx
@@ -15,7 +15,7 @@
         <w:rPr>
           <w:color w:val="1E3A8A"/>
         </w:rPr>
-        <w:t>Case Identifier: REC202608168920 | Generated: 2026-08-23 15:47 UTC</w:t>
+        <w:t>Case Identifier: REC202608168920 | Generated: 2026-10-10 15:49 UTC</w:t>
       </w:r>
     </w:p>
     <w:tbl>
@@ -272,7 +272,7 @@
       <w:r>
         <w:drawing>
           <wp:inline xmlns:a="http://schemas.openxmlformats.org/drawingml/2006/main" xmlns:pic="http://schemas.openxmlformats.org/drawingml/2006/picture">
-            <wp:extent cx="4114800" cy="2856799"/>
+            <wp:extent cx="4114800" cy="2858084"/>
             <wp:docPr id="1" name="Picture 1"/>
             <wp:cNvGraphicFramePr>
               <a:graphicFrameLocks noChangeAspect="1"/>
@@ -293,7 +293,7 @@
                   <pic:spPr>
                     <a:xfrm>
                       <a:off x="0" y="0"/>
-                      <a:ext cx="4114800" cy="2856799"/>
+                      <a:ext cx="4114800" cy="2858084"/>
                     </a:xfrm>
                     <a:prstGeom prst="rect"/>
                   </pic:spPr>

--- a/backend/storage/reports/docx/MoneyTrace_Investigation_REC202608168920.docx
+++ b/backend/storage/reports/docx/MoneyTrace_Investigation_REC202608168920.docx
@@ -15,7 +15,7 @@
         <w:rPr>
           <w:color w:val="1E3A8A"/>
         </w:rPr>
-        <w:t>Case Identifier: REC202608168920 | Generated: 2026-10-10 15:49 UTC</w:t>
+        <w:t>Case Identifier: REC202608168920 | Generated: 2026-10-10 18:07 UTC</w:t>
       </w:r>
     </w:p>
     <w:tbl>
